--- a/QC_report/writing-audit.docx
+++ b/QC_report/writing-audit.docx
@@ -336,7 +336,7 @@
         </w:numPr>
       </w:pPr>
       <w:r>
-        <w:t xml:space="preserve">Fix: 2-3 students (weak, average, strong), 20-30 minutes each, starting at yes-no. Watch for: time per micro-skill node (it now has 3-4 writing tasks), whether the checklist gets ticked honestly, and whether the paragraph box's length line confuses anyone.</w:t>
+        <w:t xml:space="preserve">Fix: 2-3 students (weak, average, strong), 20-30 minutes each, starting at yes-no. Watch for: time per micro-skill node (rounds are sized for about 5 minutes; check that against real students), whether the checklist gets ticked honestly, and whether the paragraph box's length line confuses anyone.</w:t>
       </w:r>
     </w:p>
     <w:p>
@@ -406,22 +406,401 @@
           <w:b/>
           <w:bCs/>
         </w:rPr>
-        <w:t xml:space="preserve">#3 No timer on writing</w:t>
-      </w:r>
-      <w:r>
-        <w:t xml:space="preserve"> - topic round 3 - S-M</w:t>
-      </w:r>
-    </w:p>
-    <w:p>
-      <w:pPr>
-        <w:pStyle w:val="ListParagraph"/>
-        <w:numPr>
-          <w:ilvl w:val="0"/>
-          <w:numId w:val="2"/>
-        </w:numPr>
-      </w:pPr>
-      <w:r>
-        <w:t xml:space="preserve">Impact: "20 minutes, as in the exam" is only a sentence; </w:t>
+        <w:t xml:space="preserve">#4 Organization deductions are not taught</w:t>
+      </w:r>
+      <w:r>
+        <w:t xml:space="preserve"> - topic lessons - S</w:t>
+      </w:r>
+    </w:p>
+    <w:p>
+      <w:pPr>
+        <w:pStyle w:val="ListParagraph"/>
+        <w:numPr>
+          <w:ilvl w:val="0"/>
+          <w:numId w:val="2"/>
+        </w:numPr>
+      </w:pPr>
+      <w:r>
+        <w:t xml:space="preserve">Impact: the rubric takes 1-2 points for list form and for an irrelevant "Hi, my name is... I am 17" opener. Students write these.</w:t>
+      </w:r>
+    </w:p>
+    <w:p>
+      <w:pPr>
+        <w:pStyle w:val="ListParagraph"/>
+        <w:numPr>
+          <w:ilvl w:val="0"/>
+          <w:numId w:val="2"/>
+        </w:numPr>
+      </w:pPr>
+      <w:r>
+        <w:t xml:space="preserve">Fix: one MCQ in topic-volunteer round 1 ("which opening costs points?").</w:t>
+      </w:r>
+    </w:p>
+    <w:p>
+      <w:pPr>
+        <w:spacing w:after="120"/>
+      </w:pPr>
+      <w:r>
+        <w:rPr>
+          <w:b/>
+          <w:bCs/>
+        </w:rPr>
+        <w:t xml:space="preserve">#5 Reading-to-writing only in for-example</w:t>
+      </w:r>
+      <w:r>
+        <w:t xml:space="preserve"> - because, in-addition, in-conclusion - S</w:t>
+      </w:r>
+    </w:p>
+    <w:p>
+      <w:pPr>
+        <w:pStyle w:val="ListParagraph"/>
+        <w:numPr>
+          <w:ilvl w:val="0"/>
+          <w:numId w:val="2"/>
+        </w:numPr>
+      </w:pPr>
+      <w:r>
+        <w:t xml:space="preserve">Fix: one screen each that reuses a Part B passage, like the Greenville task in for-example.</w:t>
+      </w:r>
+    </w:p>
+    <w:p>
+      <w:pPr>
+        <w:spacing w:after="120"/>
+      </w:pPr>
+      <w:r>
+        <w:rPr>
+          <w:b/>
+          <w:bCs/>
+        </w:rPr>
+        <w:t xml:space="preserve">#8 For instance / As a result are used but never taught</w:t>
+      </w:r>
+      <w:r>
+        <w:t xml:space="preserve"> - for-example, word-count - S</w:t>
+      </w:r>
+    </w:p>
+    <w:p>
+      <w:pPr>
+        <w:pStyle w:val="ListParagraph"/>
+        <w:numPr>
+          <w:ilvl w:val="0"/>
+          <w:numId w:val="2"/>
+        </w:numPr>
+      </w:pPr>
+      <w:r>
+        <w:t xml:space="preserve">Impact: the 6-sentence frame (word-count, topic lessons) asks for "For instance" and "As a result". A weak student meets both for the first time inside a template and either copies them blindly or freezes.</w:t>
+      </w:r>
+    </w:p>
+    <w:p>
+      <w:pPr>
+        <w:pStyle w:val="ListParagraph"/>
+        <w:numPr>
+          <w:ilvl w:val="0"/>
+          <w:numId w:val="2"/>
+        </w:numPr>
+      </w:pPr>
+      <w:r>
+        <w:t xml:space="preserve">Fix: in for-example, one preface line + one fill-in: "For instance = another For example (use it for the second reason, so you don't repeat For example). As a result = what happens because of this." Example item: *Teenagers who work learn the value of money. ___, they stop asking their parents for money for small things.* (As a result / For instance / In addition).</w:t>
+      </w:r>
+    </w:p>
+    <w:p>
+      <w:pPr>
+        <w:spacing w:after="120"/>
+      </w:pPr>
+      <w:r>
+        <w:rPr>
+          <w:b/>
+          <w:bCs/>
+        </w:rPr>
+        <w:t xml:space="preserve">#9 word-count teaches the rules but never counting</w:t>
+      </w:r>
+      <w:r>
+        <w:t xml:space="preserve"> - word-count - S</w:t>
+      </w:r>
+    </w:p>
+    <w:p>
+      <w:pPr>
+        <w:pStyle w:val="ListParagraph"/>
+        <w:numPr>
+          <w:ilvl w:val="0"/>
+          <w:numId w:val="2"/>
+        </w:numPr>
+      </w:pPr>
+      <w:r>
+        <w:t xml:space="preserve">Impact: the student learns that 55 words = -3 but never counts a real text, so in the exam they don't know whether they are at 62 or 78.</w:t>
+      </w:r>
+    </w:p>
+    <w:p>
+      <w:pPr>
+        <w:pStyle w:val="ListParagraph"/>
+        <w:numPr>
+          <w:ilvl w:val="0"/>
+          <w:numId w:val="2"/>
+        </w:numPr>
+      </w:pPr>
+      <w:r>
+        <w:t xml:space="preserve">Fix: one MCQ with a short paragraph: "How many words? 58 / 68 / 78", then "This text has 62 words. Which sentence would you add?" (a For instance detail vs. "It is very very important." vs. copying the question).</w:t>
+      </w:r>
+    </w:p>
+    <w:p>
+      <w:pPr>
+        <w:spacing w:after="120"/>
+      </w:pPr>
+      <w:r>
+        <w:rPr>
+          <w:b/>
+          <w:bCs/>
+        </w:rPr>
+        <w:t xml:space="preserve">#10 Fragments are only caught in subject-verb</w:t>
+      </w:r>
+      <w:r>
+        <w:t xml:space="preserve"> - lint, all writing tasks - S</w:t>
+      </w:r>
+    </w:p>
+    <w:p>
+      <w:pPr>
+        <w:pStyle w:val="ListParagraph"/>
+        <w:numPr>
+          <w:ilvl w:val="0"/>
+          <w:numId w:val="2"/>
+        </w:numPr>
+      </w:pPr>
+      <w:r>
+        <w:t xml:space="preserve">Impact: "Because it helps people." (no main clause) appears from the because lesson onward; the automatic check doesn't flag it, so the habit forms before subject-verb.</w:t>
+      </w:r>
+    </w:p>
+    <w:p>
+      <w:pPr>
+        <w:pStyle w:val="ListParagraph"/>
+        <w:numPr>
+          <w:ilvl w:val="0"/>
+          <w:numId w:val="2"/>
+        </w:numPr>
+      </w:pPr>
+      <w:r>
+        <w:t xml:space="preserve">Fix: the lint flags a sentence that starts with "Because" and has no comma-separated main clause, or has no verb from a short list (is / are / was / have / can / should / any word ending in -s / -ed). Message: "משפט N: Because לבד הוא חצי משפט. חברו אותו למשפט הקודם: I think X because..."</w:t>
+      </w:r>
+    </w:p>
+    <w:p>
+      <w:pPr>
+        <w:spacing w:after="120"/>
+      </w:pPr>
+      <w:r>
+        <w:rPr>
+          <w:b/>
+          <w:bCs/>
+        </w:rPr>
+        <w:t xml:space="preserve">#11 Self-review depends on honesty</w:t>
+      </w:r>
+      <w:r>
+        <w:t xml:space="preserve"> - checklist after every writing task - S</w:t>
+      </w:r>
+    </w:p>
+    <w:p>
+      <w:pPr>
+        <w:pStyle w:val="ListParagraph"/>
+        <w:numPr>
+          <w:ilvl w:val="0"/>
+          <w:numId w:val="2"/>
+        </w:numPr>
+      </w:pPr>
+      <w:r>
+        <w:t xml:space="preserve">Impact: a weak student ticks every box. The checklist teaches only if the student can see a gap.</w:t>
+      </w:r>
+    </w:p>
+    <w:p>
+      <w:pPr>
+        <w:pStyle w:val="ListParagraph"/>
+        <w:numPr>
+          <w:ilvl w:val="0"/>
+          <w:numId w:val="2"/>
+        </w:numPr>
+      </w:pPr>
+      <w:r>
+        <w:t xml:space="preserve">Fix: "fix the friend" in each topic lesson's round 1: a student paragraph with one planted fault (vague reason, a repeated second reason, an example with no detail, a new idea in the conclusion). MCQ "What is the one problem?" then, optionally, rewrite that sentence. Example: *I think every pupil must go on the school trip because it is fun. For example, we see nature. In addition, the trip is enjoyable. In conclusion, trips are good.* -&gt; the second reason repeats the first (fun = enjoyable).</w:t>
+      </w:r>
+    </w:p>
+    <w:p>
+      <w:pPr>
+        <w:pStyle w:val="Heading3"/>
+      </w:pPr>
+      <w:r>
+        <w:t xml:space="preserve">Low</w:t>
+      </w:r>
+    </w:p>
+    <w:p>
+      <w:pPr>
+        <w:spacing w:after="120"/>
+      </w:pPr>
+      <w:r>
+        <w:rPr>
+          <w:b/>
+          <w:bCs/>
+        </w:rPr>
+        <w:t xml:space="preserve">#6 Six of the 19 MIKUD question shapes have no lesson</w:t>
+      </w:r>
+      <w:r>
+        <w:t xml:space="preserve"> - What do you prefer / Do you agree / Which... - M</w:t>
+      </w:r>
+    </w:p>
+    <w:p>
+      <w:pPr>
+        <w:pStyle w:val="ListParagraph"/>
+        <w:numPr>
+          <w:ilvl w:val="0"/>
+          <w:numId w:val="2"/>
+        </w:numPr>
+      </w:pPr>
+      <w:r>
+        <w:t xml:space="preserve">Impact: they appear in micro-skill drills and topic exam rounds, but no topic lesson teaches their opening line.</w:t>
+      </w:r>
+    </w:p>
+    <w:p>
+      <w:pPr>
+        <w:pStyle w:val="ListParagraph"/>
+        <w:numPr>
+          <w:ilvl w:val="0"/>
+          <w:numId w:val="2"/>
+        </w:numPr>
+      </w:pPr>
+      <w:r>
+        <w:t xml:space="preserve">Fix: only if students stumble on the opening line. The stance-plus-reasons frame is the same.</w:t>
+      </w:r>
+    </w:p>
+    <w:p>
+      <w:pPr>
+        <w:spacing w:after="120"/>
+      </w:pPr>
+      <w:r>
+        <w:rPr>
+          <w:b/>
+          <w:bCs/>
+        </w:rPr>
+        <w:t xml:space="preserve">#7 subject-verb free task is "any topic"</w:t>
+      </w:r>
+      <w:r>
+        <w:t xml:space="preserve"> - subject-verb optional round - S</w:t>
+      </w:r>
+    </w:p>
+    <w:p>
+      <w:pPr>
+        <w:pStyle w:val="ListParagraph"/>
+        <w:numPr>
+          <w:ilvl w:val="0"/>
+          <w:numId w:val="2"/>
+        </w:numPr>
+      </w:pPr>
+      <w:r>
+        <w:t xml:space="preserve">Fix: give it a MIKUD topic like the other tasks.</w:t>
+      </w:r>
+    </w:p>
+    <w:p>
+      <w:pPr>
+        <w:pStyle w:val="Heading2"/>
+      </w:pPr>
+      <w:r>
+        <w:t xml:space="preserve">Ideas for later (TBD, owner's notes)</w:t>
+      </w:r>
+    </w:p>
+    <w:p>
+      <w:pPr>
+        <w:spacing w:after="120"/>
+      </w:pPr>
+      <w:r>
+        <w:rPr>
+          <w:b/>
+          <w:bCs/>
+        </w:rPr>
+        <w:t xml:space="preserve">A. Submit, then fix together - don't rewrite</w:t>
+      </w:r>
+      <w:r>
+        <w:t xml:space="preserve"> (owner, 2026-10-10)</w:t>
+      </w:r>
+    </w:p>
+    <w:p>
+      <w:pPr>
+        <w:pStyle w:val="ListParagraph"/>
+        <w:numPr>
+          <w:ilvl w:val="0"/>
+          <w:numId w:val="2"/>
+        </w:numPr>
+      </w:pPr>
+      <w:r>
+        <w:t xml:space="preserve">Today a failed writing task means replaying the round and writing everything again. Instead: after the check, the student keeps their text and fixes only the flagged sentences in place (e.g. sentence 2 is vague: edit just that line), then checks again. The second check is what counts.</w:t>
+      </w:r>
+    </w:p>
+    <w:p>
+      <w:pPr>
+        <w:pStyle w:val="ListParagraph"/>
+        <w:numPr>
+          <w:ilvl w:val="0"/>
+          <w:numId w:val="2"/>
+        </w:numPr>
+      </w:pPr>
+      <w:r>
+        <w:t xml:space="preserve">Why: revising is the real exam skill, and it removes the main burn-out risk (a 15-minute paragraph failing on one lint flag).</w:t>
+      </w:r>
+    </w:p>
+    <w:p>
+      <w:pPr>
+        <w:pStyle w:val="ListParagraph"/>
+        <w:numPr>
+          <w:ilvl w:val="0"/>
+          <w:numId w:val="2"/>
+        </w:numPr>
+      </w:pPr>
+      <w:r>
+        <w:t xml:space="preserve">Open questions: does a revised pass count as fully correct? How many revisions? Do the model answer and checklist show before or after the revision?</w:t>
+      </w:r>
+    </w:p>
+    <w:p>
+      <w:pPr>
+        <w:spacing w:after="120"/>
+      </w:pPr>
+      <w:r>
+        <w:rPr>
+          <w:b/>
+          <w:bCs/>
+        </w:rPr>
+        <w:t xml:space="preserve">B. Planning step before the paragraph</w:t>
+      </w:r>
+      <w:r>
+        <w:t xml:space="preserve"> (owner, 2026-10-10)</w:t>
+      </w:r>
+    </w:p>
+    <w:p>
+      <w:pPr>
+        <w:pStyle w:val="ListParagraph"/>
+        <w:numPr>
+          <w:ilvl w:val="0"/>
+          <w:numId w:val="2"/>
+        </w:numPr>
+      </w:pPr>
+      <w:r>
+        <w:t xml:space="preserve">One unscored screen before each 70-90 paragraph: write the stance + reason 1 + reason 2 as keywords (Hebrew allowed), 1 minute. Then write.</w:t>
+      </w:r>
+    </w:p>
+    <w:p>
+      <w:pPr>
+        <w:pStyle w:val="ListParagraph"/>
+        <w:numPr>
+          <w:ilvl w:val="0"/>
+          <w:numId w:val="2"/>
+        </w:numPr>
+      </w:pPr>
+      <w:r>
+        <w:t xml:space="preserve">Why: weak students start writing without a second reason and stall in the middle. In the exam, 1-2 minutes of planning saves time.</w:t>
+      </w:r>
+    </w:p>
+    <w:p>
+      <w:pPr>
+        <w:pStyle w:val="ListParagraph"/>
+        <w:numPr>
+          <w:ilvl w:val="0"/>
+          <w:numId w:val="2"/>
+        </w:numPr>
+      </w:pPr>
+      <w:r>
+        <w:t xml:space="preserve">Build: a </w:t>
       </w:r>
       <w:r>
         <w:rPr>
@@ -429,22 +808,32 @@
           <w:sz w:val="20"/>
           <w:szCs w:val="20"/>
         </w:rPr>
+        <w:t xml:space="preserve">self-check</w:t>
+      </w:r>
+      <w:r>
+        <w:t xml:space="preserve"> with three short boxes, or a </w:t>
+      </w:r>
+      <w:r>
+        <w:rPr>
+          <w:rFonts w:ascii="Consolas" w:cs="Consolas" w:eastAsia="Consolas" w:hAnsi="Consolas"/>
+          <w:sz w:val="20"/>
+          <w:szCs w:val="20"/>
+        </w:rPr>
         <w:t xml:space="preserve">writing-task</w:t>
       </w:r>
       <w:r>
-        <w:t xml:space="preserve"> has no stopwatch.</w:t>
-      </w:r>
-    </w:p>
-    <w:p>
-      <w:pPr>
-        <w:pStyle w:val="ListParagraph"/>
-        <w:numPr>
-          <w:ilvl w:val="0"/>
-          <w:numId w:val="2"/>
-        </w:numPr>
-      </w:pPr>
-      <w:r>
-        <w:t xml:space="preserve">Fix: the round-level timer from roadmap phase 3, when it gets built. Don't build a writing-only timer.</w:t>
+        <w:t xml:space="preserve"> in line mode with </w:t>
+      </w:r>
+      <w:r>
+        <w:rPr>
+          <w:rFonts w:ascii="Consolas" w:cs="Consolas" w:eastAsia="Consolas" w:hAnsi="Consolas"/>
+          <w:sz w:val="20"/>
+          <w:szCs w:val="20"/>
+        </w:rPr>
+        <w:t xml:space="preserve">autoCheck: false</w:t>
+      </w:r>
+      <w:r>
+        <w:t xml:space="preserve">.</w:t>
       </w:r>
     </w:p>
     <w:p>
@@ -456,135 +845,136 @@
           <w:b/>
           <w:bCs/>
         </w:rPr>
-        <w:t xml:space="preserve">#4 Organization deductions are not taught</w:t>
-      </w:r>
-      <w:r>
-        <w:t xml:space="preserve"> - topic lessons - S</w:t>
-      </w:r>
-    </w:p>
-    <w:p>
-      <w:pPr>
-        <w:pStyle w:val="ListParagraph"/>
-        <w:numPr>
-          <w:ilvl w:val="0"/>
-          <w:numId w:val="2"/>
-        </w:numPr>
-      </w:pPr>
-      <w:r>
-        <w:t xml:space="preserve">Impact: the rubric takes 1-2 points for list form and for an irrelevant "Hi, my name is... I am 17" opener. Students write these.</w:t>
-      </w:r>
-    </w:p>
-    <w:p>
-      <w:pPr>
-        <w:pStyle w:val="ListParagraph"/>
-        <w:numPr>
-          <w:ilvl w:val="0"/>
-          <w:numId w:val="2"/>
-        </w:numPr>
-      </w:pPr>
-      <w:r>
-        <w:t xml:space="preserve">Fix: one MCQ in topic-volunteer round 1 ("which opening costs points?").</w:t>
+        <w:t xml:space="preserve">C. Vocabulary and Language Use (16 of 30 points)</w:t>
+      </w:r>
+    </w:p>
+    <w:p>
+      <w:pPr>
+        <w:pStyle w:val="ListParagraph"/>
+        <w:numPr>
+          <w:ilvl w:val="0"/>
+          <w:numId w:val="2"/>
+        </w:numPr>
+      </w:pPr>
+      <w:r>
+        <w:t xml:space="preserve">Today only the vague-word lint and subject-verb cover them. Proposed, cheapest first:</w:t>
       </w:r>
     </w:p>
     <w:p>
       <w:pPr>
         <w:spacing w:after="120"/>
       </w:pPr>
+      <w:r>
+        <w:t xml:space="preserve">  1. </w:t>
+      </w:r>
       <w:r>
         <w:rPr>
           <w:b/>
           <w:bCs/>
         </w:rPr>
-        <w:t xml:space="preserve">#5 Reading-to-writing only in for-example</w:t>
-      </w:r>
-      <w:r>
-        <w:t xml:space="preserve"> - because, in-addition, in-conclusion - S</w:t>
-      </w:r>
-    </w:p>
-    <w:p>
-      <w:pPr>
-        <w:pStyle w:val="ListParagraph"/>
-        <w:numPr>
-          <w:ilvl w:val="0"/>
-          <w:numId w:val="2"/>
-        </w:numPr>
-      </w:pPr>
-      <w:r>
-        <w:t xml:space="preserve">Fix: one screen each that reuses a Part B passage, like the Greenville task in for-example.</w:t>
-      </w:r>
-    </w:p>
-    <w:p>
-      <w:pPr>
-        <w:pStyle w:val="Heading3"/>
-      </w:pPr>
-      <w:r>
-        <w:t xml:space="preserve">Low</w:t>
+        <w:t xml:space="preserve">Upgrade words</w:t>
+      </w:r>
+      <w:r>
+        <w:t xml:space="preserve"> (Vocabulary, 8 points): the rubric rewards correct chunks and collocations and deducts up to 3 for repeating words like *very*. Drill: replace the weak word: *good -&gt; useful / healthy / helpful*, *very important -&gt; essential*, *do a mistake -&gt; make a mistake*. MCQ + one rewrite per item. Reuse Part A words (responsibility, community, experience) so vocabulary from Part A shows up in writing.</w:t>
       </w:r>
     </w:p>
     <w:p>
       <w:pPr>
         <w:spacing w:after="120"/>
       </w:pPr>
+      <w:r>
+        <w:t xml:space="preserve">  2. </w:t>
+      </w:r>
       <w:r>
         <w:rPr>
           <w:b/>
           <w:bCs/>
         </w:rPr>
-        <w:t xml:space="preserve">#6 Six of the 19 MIKUD question shapes have no lesson</w:t>
-      </w:r>
-      <w:r>
-        <w:t xml:space="preserve"> - What do you prefer / Do you agree / Which... - M</w:t>
-      </w:r>
-    </w:p>
-    <w:p>
-      <w:pPr>
-        <w:pStyle w:val="ListParagraph"/>
-        <w:numPr>
-          <w:ilvl w:val="0"/>
-          <w:numId w:val="2"/>
-        </w:numPr>
-      </w:pPr>
-      <w:r>
-        <w:t xml:space="preserve">Impact: they appear in micro-skill drills and topic round 3, but no topic lesson teaches their opening line.</w:t>
-      </w:r>
-    </w:p>
-    <w:p>
-      <w:pPr>
-        <w:pStyle w:val="ListParagraph"/>
-        <w:numPr>
-          <w:ilvl w:val="0"/>
-          <w:numId w:val="2"/>
-        </w:numPr>
-      </w:pPr>
-      <w:r>
-        <w:t xml:space="preserve">Fix: only if students stumble on the opening line. The stance-plus-reasons frame is the same.</w:t>
+        <w:t xml:space="preserve">Collocation pairs</w:t>
+      </w:r>
+      <w:r>
+        <w:t xml:space="preserve"> the exam loves: make a decision, spend time, take part in, have fun, pay attention. </w:t>
+      </w:r>
+      <w:r>
+        <w:rPr>
+          <w:rFonts w:ascii="Consolas" w:cs="Consolas" w:eastAsia="Consolas" w:hAnsi="Consolas"/>
+          <w:sz w:val="20"/>
+          <w:szCs w:val="20"/>
+        </w:rPr>
+        <w:t xml:space="preserve">match-pairs</w:t>
+      </w:r>
+      <w:r>
+        <w:t xml:space="preserve"> + </w:t>
+      </w:r>
+      <w:r>
+        <w:rPr>
+          <w:rFonts w:ascii="Consolas" w:cs="Consolas" w:eastAsia="Consolas" w:hAnsi="Consolas"/>
+          <w:sz w:val="20"/>
+          <w:szCs w:val="20"/>
+        </w:rPr>
+        <w:t xml:space="preserve">cloze-pick</w:t>
+      </w:r>
+      <w:r>
+        <w:t xml:space="preserve">.</w:t>
       </w:r>
     </w:p>
     <w:p>
       <w:pPr>
         <w:spacing w:after="120"/>
       </w:pPr>
+      <w:r>
+        <w:t xml:space="preserve">  3. </w:t>
+      </w:r>
       <w:r>
         <w:rPr>
           <w:b/>
           <w:bCs/>
         </w:rPr>
-        <w:t xml:space="preserve">#7 subject-verb free task is "any topic"</w:t>
-      </w:r>
-      <w:r>
-        <w:t xml:space="preserve"> - subject-verb round 2 - S</w:t>
-      </w:r>
-    </w:p>
-    <w:p>
-      <w:pPr>
-        <w:pStyle w:val="ListParagraph"/>
-        <w:numPr>
-          <w:ilvl w:val="0"/>
-          <w:numId w:val="2"/>
-        </w:numPr>
-      </w:pPr>
-      <w:r>
-        <w:t xml:space="preserve">Fix: give it a MIKUD topic like the other tasks.</w:t>
+        <w:t xml:space="preserve">Error clinic</w:t>
+      </w:r>
+      <w:r>
+        <w:t xml:space="preserve"> (Language Use, 8 points; roadmap 6.6): the top Israeli-student errors, each as find-the-error + fix: *people is* -&gt; *people are*; *more better* -&gt; *better*; *I am agree* -&gt; *I agree*; *he go* -&gt; *he goes*; *in the next year* -&gt; *next year*; *a informations* -&gt; *information*. The </w:t>
+      </w:r>
+      <w:r>
+        <w:rPr>
+          <w:rFonts w:ascii="Consolas" w:cs="Consolas" w:eastAsia="Consolas" w:hAnsi="Consolas"/>
+          <w:sz w:val="20"/>
+          <w:szCs w:val="20"/>
+        </w:rPr>
+        <w:t xml:space="preserve">checks/language.ts</w:t>
+      </w:r>
+      <w:r>
+        <w:t xml:space="preserve"> rules already detect some of these, so the drill and the automatic feedback would use the same names.</w:t>
+      </w:r>
+    </w:p>
+    <w:p>
+      <w:pPr>
+        <w:spacing w:after="120"/>
+      </w:pPr>
+      <w:r>
+        <w:t xml:space="preserve">  4. </w:t>
+      </w:r>
+      <w:r>
+        <w:rPr>
+          <w:b/>
+          <w:bCs/>
+        </w:rPr>
+        <w:t xml:space="preserve">Lint additions</w:t>
+      </w:r>
+      <w:r>
+        <w:t xml:space="preserve">: flag *very* used more than twice, and the slang the rubric names (*gonna, wanna, u, 4U, BTW*).</w:t>
+      </w:r>
+    </w:p>
+    <w:p>
+      <w:pPr>
+        <w:pStyle w:val="ListParagraph"/>
+        <w:numPr>
+          <w:ilvl w:val="0"/>
+          <w:numId w:val="2"/>
+        </w:numPr>
+      </w:pPr>
+      <w:r>
+        <w:t xml:space="preserve">Where: one node "words that score" after in-conclusion, and one "error clinic" node after subject-verb, each 3 rounds of about 5 minutes, with the last round optional.</w:t>
       </w:r>
     </w:p>
     <w:p>
@@ -628,7 +1018,7 @@
         </w:numPr>
       </w:pPr>
       <w:r>
-        <w:t xml:space="preserve">#4, #5, #7 in one pass</w:t>
+        <w:t xml:space="preserve">#8, #9, #10, #11 (all S)</w:t>
       </w:r>
     </w:p>
     <w:p>
@@ -640,7 +1030,31 @@
         </w:numPr>
       </w:pPr>
       <w:r>
-        <w:t xml:space="preserve">#3 with the roadmap timer</w:t>
+        <w:t xml:space="preserve">C.1 + C.3 (two new nodes)</w:t>
+      </w:r>
+    </w:p>
+    <w:p>
+      <w:pPr>
+        <w:pStyle w:val="ListParagraph"/>
+        <w:numPr>
+          <w:ilvl w:val="0"/>
+          <w:numId w:val="3"/>
+        </w:numPr>
+      </w:pPr>
+      <w:r>
+        <w:t xml:space="preserve">A and B after the play-test shows where students stall</w:t>
+      </w:r>
+    </w:p>
+    <w:p>
+      <w:pPr>
+        <w:pStyle w:val="ListParagraph"/>
+        <w:numPr>
+          <w:ilvl w:val="0"/>
+          <w:numId w:val="3"/>
+        </w:numPr>
+      </w:pPr>
+      <w:r>
+        <w:t xml:space="preserve">#4, #5, #7</w:t>
       </w:r>
     </w:p>
     <w:p>
@@ -1760,6 +2174,156 @@
           <w:p>
             <w:r>
               <w:t xml:space="preserve">0dd264a</w:t>
+            </w:r>
+          </w:p>
+        </w:tc>
+      </w:tr>
+      <w:tr>
+        <w:trPr>
+          <w:tblHeader w:val="off"/>
+        </w:trPr>
+        <w:tc>
+          <w:tcPr>
+            <w:tcW w:type="dxa" w:w="3120"/>
+            <w:tcBorders>
+              <w:top w:val="single" w:color="BBBBBB" w:sz="4"/>
+              <w:left w:val="single" w:color="BBBBBB" w:sz="4"/>
+              <w:bottom w:val="single" w:color="BBBBBB" w:sz="4"/>
+              <w:right w:val="single" w:color="BBBBBB" w:sz="4"/>
+            </w:tcBorders>
+            <w:tcMar>
+              <w:top w:type="dxa" w:w="60"/>
+              <w:left w:type="dxa" w:w="100"/>
+              <w:bottom w:type="dxa" w:w="60"/>
+              <w:right w:type="dxa" w:w="100"/>
+            </w:tcMar>
+          </w:tcPr>
+          <w:p>
+            <w:r>
+              <w:t xml:space="preserve">#3 no timer on writing</w:t>
+            </w:r>
+          </w:p>
+        </w:tc>
+        <w:tc>
+          <w:tcPr>
+            <w:tcW w:type="dxa" w:w="3120"/>
+            <w:tcBorders>
+              <w:top w:val="single" w:color="BBBBBB" w:sz="4"/>
+              <w:left w:val="single" w:color="BBBBBB" w:sz="4"/>
+              <w:bottom w:val="single" w:color="BBBBBB" w:sz="4"/>
+              <w:right w:val="single" w:color="BBBBBB" w:sz="4"/>
+            </w:tcBorders>
+            <w:tcMar>
+              <w:top w:type="dxa" w:w="60"/>
+              <w:left w:type="dxa" w:w="100"/>
+              <w:bottom w:type="dxa" w:w="60"/>
+              <w:right w:type="dxa" w:w="100"/>
+            </w:tcMar>
+          </w:tcPr>
+          <w:p>
+            <w:r>
+              <w:rPr>
+                <w:rFonts w:ascii="Consolas" w:cs="Consolas" w:eastAsia="Consolas" w:hAnsi="Consolas"/>
+                <w:sz w:val="20"/>
+                <w:szCs w:val="20"/>
+              </w:rPr>
+              <w:t xml:space="preserve">timeLimitMinutes</w:t>
+            </w:r>
+            <w:r>
+              <w:t xml:space="preserve"> countdown (exam timer pill) on topic exam rounds, 20 min; never fails the task</w:t>
+            </w:r>
+          </w:p>
+        </w:tc>
+        <w:tc>
+          <w:tcPr>
+            <w:tcW w:type="dxa" w:w="3120"/>
+            <w:tcBorders>
+              <w:top w:val="single" w:color="BBBBBB" w:sz="4"/>
+              <w:left w:val="single" w:color="BBBBBB" w:sz="4"/>
+              <w:bottom w:val="single" w:color="BBBBBB" w:sz="4"/>
+              <w:right w:val="single" w:color="BBBBBB" w:sz="4"/>
+            </w:tcBorders>
+            <w:tcMar>
+              <w:top w:type="dxa" w:w="60"/>
+              <w:left w:type="dxa" w:w="100"/>
+              <w:bottom w:type="dxa" w:w="60"/>
+              <w:right w:type="dxa" w:w="100"/>
+            </w:tcMar>
+          </w:tcPr>
+          <w:p>
+            <w:r>
+              <w:t xml:space="preserve">0c7c1ab</w:t>
+            </w:r>
+          </w:p>
+        </w:tc>
+      </w:tr>
+      <w:tr>
+        <w:trPr>
+          <w:tblHeader w:val="off"/>
+        </w:trPr>
+        <w:tc>
+          <w:tcPr>
+            <w:tcW w:type="dxa" w:w="3120"/>
+            <w:tcBorders>
+              <w:top w:val="single" w:color="BBBBBB" w:sz="4"/>
+              <w:left w:val="single" w:color="BBBBBB" w:sz="4"/>
+              <w:bottom w:val="single" w:color="BBBBBB" w:sz="4"/>
+              <w:right w:val="single" w:color="BBBBBB" w:sz="4"/>
+            </w:tcBorders>
+            <w:tcMar>
+              <w:top w:type="dxa" w:w="60"/>
+              <w:left w:type="dxa" w:w="100"/>
+              <w:bottom w:type="dxa" w:w="60"/>
+              <w:right w:type="dxa" w:w="100"/>
+            </w:tcMar>
+          </w:tcPr>
+          <w:p>
+            <w:r>
+              <w:t xml:space="preserve">round size</w:t>
+            </w:r>
+          </w:p>
+        </w:tc>
+        <w:tc>
+          <w:tcPr>
+            <w:tcW w:type="dxa" w:w="3120"/>
+            <w:tcBorders>
+              <w:top w:val="single" w:color="BBBBBB" w:sz="4"/>
+              <w:left w:val="single" w:color="BBBBBB" w:sz="4"/>
+              <w:bottom w:val="single" w:color="BBBBBB" w:sz="4"/>
+              <w:right w:val="single" w:color="BBBBBB" w:sz="4"/>
+            </w:tcBorders>
+            <w:tcMar>
+              <w:top w:type="dxa" w:w="60"/>
+              <w:left w:type="dxa" w:w="100"/>
+              <w:bottom w:type="dxa" w:w="60"/>
+              <w:right w:type="dxa" w:w="100"/>
+            </w:tcMar>
+          </w:tcPr>
+          <w:p>
+            <w:r>
+              <w:t xml:space="preserve">rounds of about 5 minutes for a weak student, optional practice rounds at the end, supports fade across the topic lessons</w:t>
+            </w:r>
+          </w:p>
+        </w:tc>
+        <w:tc>
+          <w:tcPr>
+            <w:tcW w:type="dxa" w:w="3120"/>
+            <w:tcBorders>
+              <w:top w:val="single" w:color="BBBBBB" w:sz="4"/>
+              <w:left w:val="single" w:color="BBBBBB" w:sz="4"/>
+              <w:bottom w:val="single" w:color="BBBBBB" w:sz="4"/>
+              <w:right w:val="single" w:color="BBBBBB" w:sz="4"/>
+            </w:tcBorders>
+            <w:tcMar>
+              <w:top w:type="dxa" w:w="60"/>
+              <w:left w:type="dxa" w:w="100"/>
+              <w:bottom w:type="dxa" w:w="60"/>
+              <w:right w:type="dxa" w:w="100"/>
+            </w:tcMar>
+          </w:tcPr>
+          <w:p>
+            <w:r>
+              <w:t xml:space="preserve">9ae27cf</w:t>
             </w:r>
           </w:p>
         </w:tc>

--- a/QC_report/writing-audit.docx
+++ b/QC_report/writing-audit.docx
@@ -472,45 +472,6 @@
           <w:b/>
           <w:bCs/>
         </w:rPr>
-        <w:t xml:space="preserve">#8 For instance / As a result are used but never taught</w:t>
-      </w:r>
-      <w:r>
-        <w:t xml:space="preserve"> - for-example, word-count - S</w:t>
-      </w:r>
-    </w:p>
-    <w:p>
-      <w:pPr>
-        <w:pStyle w:val="ListParagraph"/>
-        <w:numPr>
-          <w:ilvl w:val="0"/>
-          <w:numId w:val="2"/>
-        </w:numPr>
-      </w:pPr>
-      <w:r>
-        <w:t xml:space="preserve">Impact: the 6-sentence frame (word-count, topic lessons) asks for "For instance" and "As a result". A weak student meets both for the first time inside a template and either copies them blindly or freezes.</w:t>
-      </w:r>
-    </w:p>
-    <w:p>
-      <w:pPr>
-        <w:pStyle w:val="ListParagraph"/>
-        <w:numPr>
-          <w:ilvl w:val="0"/>
-          <w:numId w:val="2"/>
-        </w:numPr>
-      </w:pPr>
-      <w:r>
-        <w:t xml:space="preserve">Fix: in for-example, one preface line + one fill-in: "For instance = another For example (use it for the second reason, so you don't repeat For example). As a result = what happens because of this." Example item: *Teenagers who work learn the value of money. ___, they stop asking their parents for money for small things.* (As a result / For instance / In addition).</w:t>
-      </w:r>
-    </w:p>
-    <w:p>
-      <w:pPr>
-        <w:spacing w:after="120"/>
-      </w:pPr>
-      <w:r>
-        <w:rPr>
-          <w:b/>
-          <w:bCs/>
-        </w:rPr>
         <w:t xml:space="preserve">#9 word-count teaches the rules but never counting</w:t>
       </w:r>
       <w:r>
@@ -539,45 +500,6 @@
       </w:pPr>
       <w:r>
         <w:t xml:space="preserve">Fix: one MCQ with a short paragraph: "How many words? 58 / 68 / 78", then "This text has 62 words. Which sentence would you add?" (a For instance detail vs. "It is very very important." vs. copying the question).</w:t>
-      </w:r>
-    </w:p>
-    <w:p>
-      <w:pPr>
-        <w:spacing w:after="120"/>
-      </w:pPr>
-      <w:r>
-        <w:rPr>
-          <w:b/>
-          <w:bCs/>
-        </w:rPr>
-        <w:t xml:space="preserve">#10 Fragments are only caught in subject-verb</w:t>
-      </w:r>
-      <w:r>
-        <w:t xml:space="preserve"> - lint, all writing tasks - S</w:t>
-      </w:r>
-    </w:p>
-    <w:p>
-      <w:pPr>
-        <w:pStyle w:val="ListParagraph"/>
-        <w:numPr>
-          <w:ilvl w:val="0"/>
-          <w:numId w:val="2"/>
-        </w:numPr>
-      </w:pPr>
-      <w:r>
-        <w:t xml:space="preserve">Impact: "Because it helps people." (no main clause) appears from the because lesson onward; the automatic check doesn't flag it, so the habit forms before subject-verb.</w:t>
-      </w:r>
-    </w:p>
-    <w:p>
-      <w:pPr>
-        <w:pStyle w:val="ListParagraph"/>
-        <w:numPr>
-          <w:ilvl w:val="0"/>
-          <w:numId w:val="2"/>
-        </w:numPr>
-      </w:pPr>
-      <w:r>
-        <w:t xml:space="preserve">Fix: the lint flags a sentence that starts with "Because" and has no comma-separated main clause, or has no verb from a short list (is / are / was / have / can / should / any word ending in -s / -ed). Message: "משפט N: Because לבד הוא חצי משפט. חברו אותו למשפט הקודם: I think X because..."</w:t>
       </w:r>
     </w:p>
     <w:p>
@@ -979,6 +901,45 @@
     </w:p>
     <w:p>
       <w:pPr>
+        <w:spacing w:after="120"/>
+      </w:pPr>
+      <w:r>
+        <w:rPr>
+          <w:b/>
+          <w:bCs/>
+        </w:rPr>
+        <w:t xml:space="preserve">D. Fragment check in the lint</w:t>
+      </w:r>
+      <w:r>
+        <w:t xml:space="preserve"> (owner: TBD, 2026-10-10) - S</w:t>
+      </w:r>
+    </w:p>
+    <w:p>
+      <w:pPr>
+        <w:pStyle w:val="ListParagraph"/>
+        <w:numPr>
+          <w:ilvl w:val="0"/>
+          <w:numId w:val="2"/>
+        </w:numPr>
+      </w:pPr>
+      <w:r>
+        <w:t xml:space="preserve">Impact: "Because it helps people." (no main clause) appears from the because lesson onward; the automatic check doesn't flag it, so the habit forms before subject-verb.</w:t>
+      </w:r>
+    </w:p>
+    <w:p>
+      <w:pPr>
+        <w:pStyle w:val="ListParagraph"/>
+        <w:numPr>
+          <w:ilvl w:val="0"/>
+          <w:numId w:val="2"/>
+        </w:numPr>
+      </w:pPr>
+      <w:r>
+        <w:t xml:space="preserve">Fix: the lint flags a sentence that starts with "Because" and has no comma-separated main clause, or has no verb from a short list (is / are / was / have / can / should / any word ending in -s / -ed). Message: "משפט N: Because לבד הוא חצי משפט. חברו אותו למשפט הקודם: I think X because..."</w:t>
+      </w:r>
+    </w:p>
+    <w:p>
+      <w:pPr>
         <w:pStyle w:val="Heading2"/>
       </w:pPr>
       <w:r>
@@ -1018,7 +979,7 @@
         </w:numPr>
       </w:pPr>
       <w:r>
-        <w:t xml:space="preserve">#8, #9, #10, #11 (all S)</w:t>
+        <w:t xml:space="preserve">#9, #11 (both S)</w:t>
       </w:r>
     </w:p>
     <w:p>
@@ -1042,7 +1003,7 @@
         </w:numPr>
       </w:pPr>
       <w:r>
-        <w:t xml:space="preserve">A and B after the play-test shows where students stall</w:t>
+        <w:t xml:space="preserve">A, B, D after the play-test shows where students stall</w:t>
       </w:r>
     </w:p>
     <w:p>
@@ -2324,6 +2285,156 @@
           <w:p>
             <w:r>
               <w:t xml:space="preserve">9ae27cf</w:t>
+            </w:r>
+          </w:p>
+        </w:tc>
+      </w:tr>
+      <w:tr>
+        <w:trPr>
+          <w:tblHeader w:val="off"/>
+        </w:trPr>
+        <w:tc>
+          <w:tcPr>
+            <w:tcW w:type="dxa" w:w="3120"/>
+            <w:tcBorders>
+              <w:top w:val="single" w:color="BBBBBB" w:sz="4"/>
+              <w:left w:val="single" w:color="BBBBBB" w:sz="4"/>
+              <w:bottom w:val="single" w:color="BBBBBB" w:sz="4"/>
+              <w:right w:val="single" w:color="BBBBBB" w:sz="4"/>
+            </w:tcBorders>
+            <w:tcMar>
+              <w:top w:type="dxa" w:w="60"/>
+              <w:left w:type="dxa" w:w="100"/>
+              <w:bottom w:type="dxa" w:w="60"/>
+              <w:right w:type="dxa" w:w="100"/>
+            </w:tcMar>
+          </w:tcPr>
+          <w:p>
+            <w:r>
+              <w:t xml:space="preserve">#8 For instance / As a result untaught</w:t>
+            </w:r>
+          </w:p>
+        </w:tc>
+        <w:tc>
+          <w:tcPr>
+            <w:tcW w:type="dxa" w:w="3120"/>
+            <w:tcBorders>
+              <w:top w:val="single" w:color="BBBBBB" w:sz="4"/>
+              <w:left w:val="single" w:color="BBBBBB" w:sz="4"/>
+              <w:bottom w:val="single" w:color="BBBBBB" w:sz="4"/>
+              <w:right w:val="single" w:color="BBBBBB" w:sz="4"/>
+            </w:tcBorders>
+            <w:tcMar>
+              <w:top w:type="dxa" w:w="60"/>
+              <w:left w:type="dxa" w:w="100"/>
+              <w:bottom w:type="dxa" w:w="60"/>
+              <w:right w:type="dxa" w:w="100"/>
+            </w:tcMar>
+          </w:tcPr>
+          <w:p>
+            <w:r>
+              <w:t xml:space="preserve">preface card + summary line in for-example, an As a result fill-in (round 1), a For instance choice (round 2)</w:t>
+            </w:r>
+          </w:p>
+        </w:tc>
+        <w:tc>
+          <w:tcPr>
+            <w:tcW w:type="dxa" w:w="3120"/>
+            <w:tcBorders>
+              <w:top w:val="single" w:color="BBBBBB" w:sz="4"/>
+              <w:left w:val="single" w:color="BBBBBB" w:sz="4"/>
+              <w:bottom w:val="single" w:color="BBBBBB" w:sz="4"/>
+              <w:right w:val="single" w:color="BBBBBB" w:sz="4"/>
+            </w:tcBorders>
+            <w:tcMar>
+              <w:top w:type="dxa" w:w="60"/>
+              <w:left w:type="dxa" w:w="100"/>
+              <w:bottom w:type="dxa" w:w="60"/>
+              <w:right w:type="dxa" w:w="100"/>
+            </w:tcMar>
+          </w:tcPr>
+          <w:p>
+            <w:r>
+              <w:t xml:space="preserve">e2b2ac2</w:t>
+            </w:r>
+          </w:p>
+        </w:tc>
+      </w:tr>
+      <w:tr>
+        <w:trPr>
+          <w:tblHeader w:val="off"/>
+        </w:trPr>
+        <w:tc>
+          <w:tcPr>
+            <w:tcW w:type="dxa" w:w="3120"/>
+            <w:tcBorders>
+              <w:top w:val="single" w:color="BBBBBB" w:sz="4"/>
+              <w:left w:val="single" w:color="BBBBBB" w:sz="4"/>
+              <w:bottom w:val="single" w:color="BBBBBB" w:sz="4"/>
+              <w:right w:val="single" w:color="BBBBBB" w:sz="4"/>
+            </w:tcBorders>
+            <w:tcMar>
+              <w:top w:type="dxa" w:w="60"/>
+              <w:left w:type="dxa" w:w="100"/>
+              <w:bottom w:type="dxa" w:w="60"/>
+              <w:right w:type="dxa" w:w="100"/>
+            </w:tcMar>
+          </w:tcPr>
+          <w:p>
+            <w:r>
+              <w:t xml:space="preserve">word counter</w:t>
+            </w:r>
+          </w:p>
+        </w:tc>
+        <w:tc>
+          <w:tcPr>
+            <w:tcW w:type="dxa" w:w="3120"/>
+            <w:tcBorders>
+              <w:top w:val="single" w:color="BBBBBB" w:sz="4"/>
+              <w:left w:val="single" w:color="BBBBBB" w:sz="4"/>
+              <w:bottom w:val="single" w:color="BBBBBB" w:sz="4"/>
+              <w:right w:val="single" w:color="BBBBBB" w:sz="4"/>
+            </w:tcBorders>
+            <w:tcMar>
+              <w:top w:type="dxa" w:w="60"/>
+              <w:left w:type="dxa" w:w="100"/>
+              <w:bottom w:type="dxa" w:w="60"/>
+              <w:right w:type="dxa" w:w="100"/>
+            </w:tcMar>
+          </w:tcPr>
+          <w:p>
+            <w:r>
+              <w:rPr>
+                <w:rFonts w:ascii="Consolas" w:cs="Consolas" w:eastAsia="Consolas" w:hAnsi="Consolas"/>
+                <w:sz w:val="20"/>
+                <w:szCs w:val="20"/>
+              </w:rPr>
+              <w:t xml:space="preserve">wordCounter</w:t>
+            </w:r>
+            <w:r>
+              <w:t xml:space="preserve"> on line-mode tasks of 3+ sentences (10 tasks); paragraph mode already had one</w:t>
+            </w:r>
+          </w:p>
+        </w:tc>
+        <w:tc>
+          <w:tcPr>
+            <w:tcW w:type="dxa" w:w="3120"/>
+            <w:tcBorders>
+              <w:top w:val="single" w:color="BBBBBB" w:sz="4"/>
+              <w:left w:val="single" w:color="BBBBBB" w:sz="4"/>
+              <w:bottom w:val="single" w:color="BBBBBB" w:sz="4"/>
+              <w:right w:val="single" w:color="BBBBBB" w:sz="4"/>
+            </w:tcBorders>
+            <w:tcMar>
+              <w:top w:type="dxa" w:w="60"/>
+              <w:left w:type="dxa" w:w="100"/>
+              <w:bottom w:type="dxa" w:w="60"/>
+              <w:right w:type="dxa" w:w="100"/>
+            </w:tcMar>
+          </w:tcPr>
+          <w:p>
+            <w:r>
+              <w:t xml:space="preserve">2b2ca5c</w:t>
             </w:r>
           </w:p>
         </w:tc>

--- a/QC_report/writing-audit.docx
+++ b/QC_report/writing-audit.docx
@@ -590,33 +590,6 @@
     </w:p>
     <w:p>
       <w:pPr>
-        <w:spacing w:after="120"/>
-      </w:pPr>
-      <w:r>
-        <w:rPr>
-          <w:b/>
-          <w:bCs/>
-        </w:rPr>
-        <w:t xml:space="preserve">#7 subject-verb free task is "any topic"</w:t>
-      </w:r>
-      <w:r>
-        <w:t xml:space="preserve"> - subject-verb optional round - S</w:t>
-      </w:r>
-    </w:p>
-    <w:p>
-      <w:pPr>
-        <w:pStyle w:val="ListParagraph"/>
-        <w:numPr>
-          <w:ilvl w:val="0"/>
-          <w:numId w:val="2"/>
-        </w:numPr>
-      </w:pPr>
-      <w:r>
-        <w:t xml:space="preserve">Fix: give it a MIKUD topic like the other tasks.</w:t>
-      </w:r>
-    </w:p>
-    <w:p>
-      <w:pPr>
         <w:pStyle w:val="Heading2"/>
       </w:pPr>
       <w:r>
@@ -1015,7 +988,7 @@
         </w:numPr>
       </w:pPr>
       <w:r>
-        <w:t xml:space="preserve">#4, #5, #7</w:t>
+        <w:t xml:space="preserve">#4, #5</w:t>
       </w:r>
     </w:p>
     <w:p>
@@ -2435,6 +2408,156 @@
           <w:p>
             <w:r>
               <w:t xml:space="preserve">2b2ca5c</w:t>
+            </w:r>
+          </w:p>
+        </w:tc>
+      </w:tr>
+      <w:tr>
+        <w:trPr>
+          <w:tblHeader w:val="off"/>
+        </w:trPr>
+        <w:tc>
+          <w:tcPr>
+            <w:tcW w:type="dxa" w:w="3120"/>
+            <w:tcBorders>
+              <w:top w:val="single" w:color="BBBBBB" w:sz="4"/>
+              <w:left w:val="single" w:color="BBBBBB" w:sz="4"/>
+              <w:bottom w:val="single" w:color="BBBBBB" w:sz="4"/>
+              <w:right w:val="single" w:color="BBBBBB" w:sz="4"/>
+            </w:tcBorders>
+            <w:tcMar>
+              <w:top w:type="dxa" w:w="60"/>
+              <w:left w:type="dxa" w:w="100"/>
+              <w:bottom w:type="dxa" w:w="60"/>
+              <w:right w:type="dxa" w:w="100"/>
+            </w:tcMar>
+          </w:tcPr>
+          <w:p>
+            <w:r>
+              <w:t xml:space="preserve">#3 follow-up: snowball enforced</w:t>
+            </w:r>
+          </w:p>
+        </w:tc>
+        <w:tc>
+          <w:tcPr>
+            <w:tcW w:type="dxa" w:w="3120"/>
+            <w:tcBorders>
+              <w:top w:val="single" w:color="BBBBBB" w:sz="4"/>
+              <w:left w:val="single" w:color="BBBBBB" w:sz="4"/>
+              <w:bottom w:val="single" w:color="BBBBBB" w:sz="4"/>
+              <w:right w:val="single" w:color="BBBBBB" w:sz="4"/>
+            </w:tcBorders>
+            <w:tcMar>
+              <w:top w:type="dxa" w:w="60"/>
+              <w:left w:type="dxa" w:w="100"/>
+              <w:bottom w:type="dxa" w:w="60"/>
+              <w:right w:type="dxa" w:w="100"/>
+            </w:tcMar>
+          </w:tcPr>
+          <w:p>
+            <w:r>
+              <w:rPr>
+                <w:rFonts w:ascii="Consolas" w:cs="Consolas" w:eastAsia="Consolas" w:hAnsi="Consolas"/>
+                <w:sz w:val="20"/>
+                <w:szCs w:val="20"/>
+              </w:rPr>
+              <w:t xml:space="preserve">requiredMoves</w:t>
+            </w:r>
+            <w:r>
+              <w:t xml:space="preserve"> on 28 tasks: a task fails if an earlier move (stance, because, In addition...) is missing; synonyms count</w:t>
+            </w:r>
+          </w:p>
+        </w:tc>
+        <w:tc>
+          <w:tcPr>
+            <w:tcW w:type="dxa" w:w="3120"/>
+            <w:tcBorders>
+              <w:top w:val="single" w:color="BBBBBB" w:sz="4"/>
+              <w:left w:val="single" w:color="BBBBBB" w:sz="4"/>
+              <w:bottom w:val="single" w:color="BBBBBB" w:sz="4"/>
+              <w:right w:val="single" w:color="BBBBBB" w:sz="4"/>
+            </w:tcBorders>
+            <w:tcMar>
+              <w:top w:type="dxa" w:w="60"/>
+              <w:left w:type="dxa" w:w="100"/>
+              <w:bottom w:type="dxa" w:w="60"/>
+              <w:right w:type="dxa" w:w="100"/>
+            </w:tcMar>
+          </w:tcPr>
+          <w:p>
+            <w:r>
+              <w:t xml:space="preserve">84dbdbf</w:t>
+            </w:r>
+          </w:p>
+        </w:tc>
+      </w:tr>
+      <w:tr>
+        <w:trPr>
+          <w:tblHeader w:val="off"/>
+        </w:trPr>
+        <w:tc>
+          <w:tcPr>
+            <w:tcW w:type="dxa" w:w="3120"/>
+            <w:tcBorders>
+              <w:top w:val="single" w:color="BBBBBB" w:sz="4"/>
+              <w:left w:val="single" w:color="BBBBBB" w:sz="4"/>
+              <w:bottom w:val="single" w:color="BBBBBB" w:sz="4"/>
+              <w:right w:val="single" w:color="BBBBBB" w:sz="4"/>
+            </w:tcBorders>
+            <w:tcMar>
+              <w:top w:type="dxa" w:w="60"/>
+              <w:left w:type="dxa" w:w="100"/>
+              <w:bottom w:type="dxa" w:w="60"/>
+              <w:right w:type="dxa" w:w="100"/>
+            </w:tcMar>
+          </w:tcPr>
+          <w:p>
+            <w:r>
+              <w:t xml:space="preserve">#3 follow-up: frame kept warm (and #7)</w:t>
+            </w:r>
+          </w:p>
+        </w:tc>
+        <w:tc>
+          <w:tcPr>
+            <w:tcW w:type="dxa" w:w="3120"/>
+            <w:tcBorders>
+              <w:top w:val="single" w:color="BBBBBB" w:sz="4"/>
+              <w:left w:val="single" w:color="BBBBBB" w:sz="4"/>
+              <w:bottom w:val="single" w:color="BBBBBB" w:sz="4"/>
+              <w:right w:val="single" w:color="BBBBBB" w:sz="4"/>
+            </w:tcBorders>
+            <w:tcMar>
+              <w:top w:type="dxa" w:w="60"/>
+              <w:left w:type="dxa" w:w="100"/>
+              <w:bottom w:type="dxa" w:w="60"/>
+              <w:right w:type="dxa" w:w="100"/>
+            </w:tcMar>
+          </w:tcPr>
+          <w:p>
+            <w:r>
+              <w:t xml:space="preserve">subject-verb round 3 = required 4-sentence frame on MIKUD topic 18, checked for subject + verb; frame written 3 times before the first paragraph</w:t>
+            </w:r>
+          </w:p>
+        </w:tc>
+        <w:tc>
+          <w:tcPr>
+            <w:tcW w:type="dxa" w:w="3120"/>
+            <w:tcBorders>
+              <w:top w:val="single" w:color="BBBBBB" w:sz="4"/>
+              <w:left w:val="single" w:color="BBBBBB" w:sz="4"/>
+              <w:bottom w:val="single" w:color="BBBBBB" w:sz="4"/>
+              <w:right w:val="single" w:color="BBBBBB" w:sz="4"/>
+            </w:tcBorders>
+            <w:tcMar>
+              <w:top w:type="dxa" w:w="60"/>
+              <w:left w:type="dxa" w:w="100"/>
+              <w:bottom w:type="dxa" w:w="60"/>
+              <w:right w:type="dxa" w:w="100"/>
+            </w:tcMar>
+          </w:tcPr>
+          <w:p>
+            <w:r>
+              <w:t xml:space="preserve">see git log</w:t>
             </w:r>
           </w:p>
         </w:tc>
